--- a/docs/lectures/Chapter17_Lecture.docx
+++ b/docs/lectures/Chapter17_Lecture.docx
@@ -23,7 +23,7 @@
         <w:pStyle w:val="Date"/>
       </w:pPr>
       <w:r>
-        <w:t xml:space="preserve">2026-04-19</w:t>
+        <w:t xml:space="preserve">2026-04-20</w:t>
       </w:r>
     </w:p>
     <w:sdt>
@@ -73,6 +73,84 @@
     <w:p>
       <w:pPr>
         <w:pStyle w:val="FirstParagraph"/>
+      </w:pPr>
+      <w:r>
+        <w:t xml:space="preserve">Random Quote:</w:t>
+      </w:r>
+      <w:r>
+        <w:t xml:space="preserve"> </w:t>
+      </w:r>
+      <w:r>
+        <w:rPr>
+          <w:b/>
+          <w:bCs/>
+        </w:rPr>
+        <w:t xml:space="preserve">“In Omnia Paratus”</w:t>
+      </w:r>
+      <w:r>
+        <w:t xml:space="preserve"> </w:t>
+      </w:r>
+      <w:r>
+        <w:t xml:space="preserve">- Latin for</w:t>
+      </w:r>
+      <w:r>
+        <w:t xml:space="preserve"> </w:t>
+      </w:r>
+      <w:r>
+        <w:t xml:space="preserve">“Ready for Anything”</w:t>
+      </w:r>
+    </w:p>
+    <w:p>
+      <w:pPr>
+        <w:pStyle w:val="BodyText"/>
+      </w:pPr>
+      <w:r>
+        <w:t xml:space="preserve">Another Random Quote:</w:t>
+      </w:r>
+      <w:r>
+        <w:t xml:space="preserve"> </w:t>
+      </w:r>
+      <w:r>
+        <w:rPr>
+          <w:b/>
+          <w:bCs/>
+        </w:rPr>
+        <w:t xml:space="preserve">” Never confuse education with intelligence, you can have a PhD and still be an idiot.”</w:t>
+      </w:r>
+      <w:r>
+        <w:t xml:space="preserve"> </w:t>
+      </w:r>
+      <w:r>
+        <w:t xml:space="preserve">- Richard Feynman</w:t>
+      </w:r>
+    </w:p>
+    <w:p>
+      <w:pPr>
+        <w:pStyle w:val="BodyText"/>
+      </w:pPr>
+      <w:r>
+        <w:t xml:space="preserve">Scripture:</w:t>
+      </w:r>
+      <w:r>
+        <w:t xml:space="preserve"> </w:t>
+      </w:r>
+      <w:r>
+        <w:rPr>
+          <w:b/>
+          <w:bCs/>
+        </w:rPr>
+        <w:t xml:space="preserve">“For what does it profit a man if he should gain the whole world and lose his own soul? Or what will a man give in exchange for his soul?”</w:t>
+      </w:r>
+      <w:r>
+        <w:t xml:space="preserve"> </w:t>
+      </w:r>
+      <w:r>
+        <w:t xml:space="preserve">- Matthew 16:26</w:t>
+      </w:r>
+    </w:p>
+    <w:p>
+      <w:pPr>
+        <w:pStyle w:val="BodyText"/>
       </w:pPr>
       <w:r>
         <w:t xml:space="preserve">Textbook Quote:</w:t>

--- a/docs/lectures/Chapter17_Lecture.docx
+++ b/docs/lectures/Chapter17_Lecture.docx
@@ -23,7 +23,7 @@
         <w:pStyle w:val="Date"/>
       </w:pPr>
       <w:r>
-        <w:t xml:space="preserve">2026-04-20</w:t>
+        <w:t xml:space="preserve">2026-04-22</w:t>
       </w:r>
     </w:p>
     <w:sdt>
@@ -52,7 +52,7 @@
         </w:p>
       </w:sdtContent>
     </w:sdt>
-    <w:bookmarkStart w:id="65" w:name="X096d61c31780898b1cdb6f76eb2530ff6adf3e5"/>
+    <w:bookmarkStart w:id="67" w:name="X096d61c31780898b1cdb6f76eb2530ff6adf3e5"/>
     <w:p>
       <w:pPr>
         <w:pStyle w:val="Heading1"/>
@@ -1913,7 +1913,7 @@
     </w:p>
     <w:bookmarkEnd w:id="26"/>
     <w:bookmarkEnd w:id="27"/>
-    <w:bookmarkStart w:id="38" w:name="X900a85be70229d2fa8bf8eaa55ee6e4d5499a3c"/>
+    <w:bookmarkStart w:id="40" w:name="X900a85be70229d2fa8bf8eaa55ee6e4d5499a3c"/>
     <w:p>
       <w:pPr>
         <w:pStyle w:val="Heading2"/>
@@ -1984,20 +1984,11 @@
         <w:pStyle w:val="FirstParagraph"/>
       </w:pPr>
       <w:r>
-        <w:t xml:space="preserve">In theory, an MNE could search globally until it finds the country in which it expects the highest acceptable risk-adjusted return. In practice, firms rarely behave as if they are carrying out a perfectly rational global optimization exercise. Instead, they often proceed</w:t>
-      </w:r>
-      <w:r>
-        <w:t xml:space="preserve"> </w:t>
-      </w:r>
-      <w:r>
-        <w:rPr>
-          <w:b/>
-          <w:bCs/>
-        </w:rPr>
-        <w:t xml:space="preserve">sequentially</w:t>
-      </w:r>
-      <w:r>
-        <w:t xml:space="preserve">, learning from early investments and adjusting over time.</w:t>
+        <w:rPr>
+          <w:b/>
+          <w:bCs/>
+        </w:rPr>
+        <w:t xml:space="preserve">In theory, an MNE could search globally until it finds the country in which it expects the highest acceptable risk-adjusted return. In practice, firms rarely behave as if they are carrying out a perfectly rational global optimization exercise. Instead, they often proceed sequentially, learning from early investments and adjusting over time.</w:t>
       </w:r>
     </w:p>
     <w:p>
@@ -2273,7 +2264,7 @@
     </w:p>
     <w:bookmarkEnd w:id="29"/>
     <w:bookmarkEnd w:id="30"/>
-    <w:bookmarkStart w:id="31" w:name="choosing-entry-structures"/>
+    <w:bookmarkStart w:id="39" w:name="choosing-entry-structures"/>
     <w:p>
       <w:pPr>
         <w:pStyle w:val="Heading3"/>
@@ -2287,7 +2278,7 @@
         <w:pStyle w:val="FirstParagraph"/>
       </w:pPr>
       <w:r>
-        <w:t xml:space="preserve">Entry structure determines who owns, who controls, who finances, and who bears risk. The chapter presents foreign expansion as a sequence of increasing commitment:</w:t>
+        <w:t xml:space="preserve">Entry structure determines who owns, who controls, who finances, and who bears risk. The chapter presents foreign expansion as a sequence of increasing commitment (and risk):</w:t>
       </w:r>
     </w:p>
     <w:p>
@@ -2350,242 +2341,61 @@
         <w:t xml:space="preserve">greenfield investments or acquisitions.</w:t>
       </w:r>
     </w:p>
-    <w:bookmarkEnd w:id="31"/>
-    <w:bookmarkStart w:id="37" w:name="Xd3cd0ff01b4fc98439782eb949630ee79db9f17"/>
-    <w:p>
-      <w:pPr>
-        <w:pStyle w:val="Heading3"/>
-      </w:pPr>
-      <w:r>
-        <w:t xml:space="preserve">Exhibit 17.2 The Foreign Direct Investment Sequence</w:t>
-      </w:r>
-    </w:p>
-    <w:tbl>
-      <w:tblPr>
-        <w:tblStyle w:val="Table"/>
-        <w:tblW w:type="pct" w:w="5000"/>
-        <w:tblLayout w:type="fixed"/>
-        <w:tblLook w:firstRow="1" w:lastRow="0" w:firstColumn="0" w:lastColumn="0" w:noHBand="0" w:noVBand="0" w:val="0020"/>
-      </w:tblPr>
-      <w:tblGrid>
-        <w:gridCol w:w="2640"/>
-        <w:gridCol w:w="2640"/>
-        <w:gridCol w:w="2640"/>
-      </w:tblGrid>
-      <w:tr>
-        <w:trPr>
-          <w:tblHeader w:val="on"/>
-        </w:trPr>
-        <w:tc>
-          <w:tcPr/>
-          <w:p>
-            <w:pPr>
-              <w:pStyle w:val="Compact"/>
-            </w:pPr>
-            <w:r>
-              <w:t xml:space="preserve">Stage</w:t>
-            </w:r>
-          </w:p>
-        </w:tc>
-        <w:tc>
-          <w:tcPr/>
-          <w:p>
-            <w:pPr>
-              <w:pStyle w:val="Compact"/>
-            </w:pPr>
-            <w:r>
-              <w:t xml:space="preserve">Lower Commitment Choice</w:t>
-            </w:r>
-          </w:p>
-        </w:tc>
-        <w:tc>
-          <w:tcPr/>
-          <w:p>
-            <w:pPr>
-              <w:pStyle w:val="Compact"/>
-            </w:pPr>
-            <w:r>
-              <w:t xml:space="preserve">Higher Commitment Choice</w:t>
-            </w:r>
-          </w:p>
-        </w:tc>
-      </w:tr>
-      <w:tr>
-        <w:tc>
-          <w:tcPr/>
-          <w:p>
-            <w:pPr>
-              <w:pStyle w:val="Compact"/>
-            </w:pPr>
-            <w:r>
-              <w:t xml:space="preserve">Competitive position</w:t>
-            </w:r>
-          </w:p>
-        </w:tc>
-        <w:tc>
-          <w:tcPr/>
-          <w:p>
-            <w:pPr>
-              <w:pStyle w:val="Compact"/>
-            </w:pPr>
-            <w:r>
-              <w:t xml:space="preserve">Change competitive advantage</w:t>
-            </w:r>
-          </w:p>
-        </w:tc>
-        <w:tc>
-          <w:tcPr/>
-          <w:p>
-            <w:pPr>
-              <w:pStyle w:val="Compact"/>
-            </w:pPr>
-            <w:r>
-              <w:t xml:space="preserve">Exploit existing advantage abroad</w:t>
-            </w:r>
-          </w:p>
-        </w:tc>
-      </w:tr>
-      <w:tr>
-        <w:tc>
-          <w:tcPr/>
-          <w:p>
-            <w:pPr>
-              <w:pStyle w:val="Compact"/>
-            </w:pPr>
-            <w:r>
-              <w:t xml:space="preserve">Production choice</w:t>
-            </w:r>
-          </w:p>
-        </w:tc>
-        <w:tc>
-          <w:tcPr/>
-          <w:p>
-            <w:pPr>
-              <w:pStyle w:val="Compact"/>
-            </w:pPr>
-            <w:r>
-              <w:t xml:space="preserve">Produce at home and export</w:t>
-            </w:r>
-          </w:p>
-        </w:tc>
-        <w:tc>
-          <w:tcPr/>
-          <w:p>
-            <w:pPr>
-              <w:pStyle w:val="Compact"/>
-            </w:pPr>
-            <w:r>
-              <w:t xml:space="preserve">Produce abroad</w:t>
-            </w:r>
-          </w:p>
-        </w:tc>
-      </w:tr>
-      <w:tr>
-        <w:tc>
-          <w:tcPr/>
-          <w:p>
-            <w:pPr>
-              <w:pStyle w:val="Compact"/>
-            </w:pPr>
-            <w:r>
-              <w:t xml:space="preserve">Asset control</w:t>
-            </w:r>
-          </w:p>
-        </w:tc>
-        <w:tc>
-          <w:tcPr/>
-          <w:p>
-            <w:pPr>
-              <w:pStyle w:val="Compact"/>
-            </w:pPr>
-            <w:r>
-              <w:t xml:space="preserve">Licensed manufacturing</w:t>
-            </w:r>
-          </w:p>
-        </w:tc>
-        <w:tc>
-          <w:tcPr/>
-          <w:p>
-            <w:pPr>
-              <w:pStyle w:val="Compact"/>
-            </w:pPr>
-            <w:r>
-              <w:t xml:space="preserve">Control and own assets abroad</w:t>
-            </w:r>
-          </w:p>
-        </w:tc>
-      </w:tr>
-      <w:tr>
-        <w:tc>
-          <w:tcPr/>
-          <w:p>
-            <w:pPr>
-              <w:pStyle w:val="Compact"/>
-            </w:pPr>
-            <w:r>
-              <w:t xml:space="preserve">Ownership structure</w:t>
-            </w:r>
-          </w:p>
-        </w:tc>
-        <w:tc>
-          <w:tcPr/>
-          <w:p>
-            <w:pPr>
-              <w:pStyle w:val="Compact"/>
-            </w:pPr>
-            <w:r>
-              <w:t xml:space="preserve">Joint venture</w:t>
-            </w:r>
-          </w:p>
-        </w:tc>
-        <w:tc>
-          <w:tcPr/>
-          <w:p>
-            <w:pPr>
-              <w:pStyle w:val="Compact"/>
-            </w:pPr>
-            <w:r>
-              <w:t xml:space="preserve">Wholly owned subsidiary</w:t>
-            </w:r>
-          </w:p>
-        </w:tc>
-      </w:tr>
-      <w:tr>
-        <w:tc>
-          <w:tcPr/>
-          <w:p>
-            <w:pPr>
-              <w:pStyle w:val="Compact"/>
-            </w:pPr>
-            <w:r>
-              <w:t xml:space="preserve">Final establishment mode</w:t>
-            </w:r>
-          </w:p>
-        </w:tc>
-        <w:tc>
-          <w:tcPr/>
-          <w:p>
-            <w:pPr>
-              <w:pStyle w:val="Compact"/>
-            </w:pPr>
-            <w:r>
-              <w:t xml:space="preserve">Greenfield development</w:t>
-            </w:r>
-          </w:p>
-        </w:tc>
-        <w:tc>
-          <w:tcPr/>
-          <w:p>
-            <w:pPr>
-              <w:pStyle w:val="Compact"/>
-            </w:pPr>
-            <w:r>
-              <w:t xml:space="preserve">Acquisition of a foreign enterprise</w:t>
-            </w:r>
-          </w:p>
-        </w:tc>
-      </w:tr>
-    </w:tbl>
+    <w:p>
+      <w:pPr>
+        <w:pStyle w:val="CaptionedFigure"/>
+      </w:pPr>
+      <w:r>
+        <w:drawing>
+          <wp:inline>
+            <wp:extent cx="5334000" cy="2904006"/>
+            <wp:effectExtent b="0" l="0" r="0" t="0"/>
+            <wp:docPr descr="The Foreign Direct Investment Sequence" title="" id="32" name="Picture"/>
+            <a:graphic>
+              <a:graphicData uri="http://schemas.openxmlformats.org/drawingml/2006/picture">
+                <pic:pic>
+                  <pic:nvPicPr>
+                    <pic:cNvPr descr="../assets/images/Ch17/FDI_Sequence.jpg" id="33" name="Picture"/>
+                    <pic:cNvPicPr>
+                      <a:picLocks noChangeArrowheads="1" noChangeAspect="1"/>
+                    </pic:cNvPicPr>
+                  </pic:nvPicPr>
+                  <pic:blipFill>
+                    <a:blip r:embed="rId31"/>
+                    <a:stretch>
+                      <a:fillRect/>
+                    </a:stretch>
+                  </pic:blipFill>
+                  <pic:spPr bwMode="auto">
+                    <a:xfrm>
+                      <a:off x="0" y="0"/>
+                      <a:ext cx="5334000" cy="2904006"/>
+                    </a:xfrm>
+                    <a:prstGeom prst="rect">
+                      <a:avLst/>
+                    </a:prstGeom>
+                    <a:noFill/>
+                    <a:ln w="9525">
+                      <a:noFill/>
+                      <a:headEnd/>
+                      <a:tailEnd/>
+                    </a:ln>
+                  </pic:spPr>
+                </pic:pic>
+              </a:graphicData>
+            </a:graphic>
+          </wp:inline>
+        </w:drawing>
+      </w:r>
+    </w:p>
+    <w:p>
+      <w:pPr>
+        <w:pStyle w:val="ImageCaption"/>
+      </w:pPr>
+      <w:r>
+        <w:t xml:space="preserve">The Foreign Direct Investment Sequence</w:t>
+      </w:r>
+    </w:p>
     <w:p>
       <w:pPr>
         <w:pStyle w:val="BodyText"/>
@@ -2604,7 +2414,7 @@
         <w:t xml:space="preserve">greater foreign presence requires more capital at risk and more managerial intensity.</w:t>
       </w:r>
     </w:p>
-    <w:bookmarkStart w:id="32" w:name="exporting-versus-production-abroad"/>
+    <w:bookmarkStart w:id="34" w:name="exporting-versus-production-abroad"/>
     <w:p>
       <w:pPr>
         <w:pStyle w:val="Heading4"/>
@@ -2769,8 +2579,8 @@
         <w:t xml:space="preserve">- not simply to chase opportunity, but to prevent competitors from locking them out of strategically important markets.</w:t>
       </w:r>
     </w:p>
-    <w:bookmarkEnd w:id="32"/>
-    <w:bookmarkStart w:id="33" w:name="licensing-and-management-contracts"/>
+    <w:bookmarkEnd w:id="34"/>
+    <w:bookmarkStart w:id="35" w:name="licensing-and-management-contracts"/>
     <w:p>
       <w:pPr>
         <w:pStyle w:val="Heading4"/>
@@ -2951,8 +2761,8 @@
         <w:t xml:space="preserve">MNEs often license technology not to independent outsiders, but to their own foreign subsidiaries or joint ventures. In those cases, license fees can function partly as a means of allocating R&amp;D cost and partly as a method of repatriating profits.</w:t>
       </w:r>
     </w:p>
-    <w:bookmarkEnd w:id="33"/>
-    <w:bookmarkStart w:id="34" w:name="X4ecad804fff7eea335396d765ea5a29bdcbdb1b"/>
+    <w:bookmarkEnd w:id="35"/>
+    <w:bookmarkStart w:id="36" w:name="X4ecad804fff7eea335396d765ea5a29bdcbdb1b"/>
     <w:p>
       <w:pPr>
         <w:pStyle w:val="Heading4"/>
@@ -3294,8 +3104,8 @@
         <w:t xml:space="preserve">A local partner may rationally choose what is best for the local venture, while the multinational parent may care about what is best for the global group. Those incentives are not always aligned.</w:t>
       </w:r>
     </w:p>
-    <w:bookmarkEnd w:id="34"/>
-    <w:bookmarkStart w:id="35" w:name="Xa90fc0883b47b300011d87951e7783c453fc701"/>
+    <w:bookmarkEnd w:id="36"/>
+    <w:bookmarkStart w:id="37" w:name="Xa90fc0883b47b300011d87951e7783c453fc701"/>
     <w:p>
       <w:pPr>
         <w:pStyle w:val="Heading4"/>
@@ -3325,7 +3135,13 @@
         <w:t xml:space="preserve"> </w:t>
       </w:r>
       <w:r>
-        <w:t xml:space="preserve">is a new operation built from the ground up. An</w:t>
+        <w:t xml:space="preserve">is a new operation built from the ground up (</w:t>
+      </w:r>
+      <w:r>
+        <w:t xml:space="preserve">“starting out from a green field and building a business”</w:t>
+      </w:r>
+      <w:r>
+        <w:t xml:space="preserve">). An</w:t>
       </w:r>
       <w:r>
         <w:t xml:space="preserve"> </w:t>
@@ -3664,8 +3480,8 @@
         <w:t xml:space="preserve">Acquisition = faster, often strategically richer, but harder to integrate</w:t>
       </w:r>
     </w:p>
-    <w:bookmarkEnd w:id="35"/>
-    <w:bookmarkStart w:id="36" w:name="strategic-alliances"/>
+    <w:bookmarkEnd w:id="37"/>
+    <w:bookmarkStart w:id="38" w:name="strategic-alliances"/>
     <w:p>
       <w:pPr>
         <w:pStyle w:val="Heading4"/>
@@ -3817,10 +3633,10 @@
         </w:pict>
       </w:r>
     </w:p>
-    <w:bookmarkEnd w:id="36"/>
-    <w:bookmarkEnd w:id="37"/>
     <w:bookmarkEnd w:id="38"/>
-    <w:bookmarkStart w:id="43" w:name="X5e0efb251cdcbe4dd619454ec94840f3641b8e8"/>
+    <w:bookmarkEnd w:id="39"/>
+    <w:bookmarkEnd w:id="40"/>
+    <w:bookmarkStart w:id="45" w:name="X5e0efb251cdcbe4dd619454ec94840f3641b8e8"/>
     <w:p>
       <w:pPr>
         <w:pStyle w:val="Heading2"/>
@@ -3931,7 +3747,7 @@
         <w:t xml:space="preserve">. These are adverse events that threaten firm value.</w:t>
       </w:r>
     </w:p>
-    <w:bookmarkStart w:id="39" w:name="firm-specific-risks"/>
+    <w:bookmarkStart w:id="41" w:name="firm-specific-risks"/>
     <w:p>
       <w:pPr>
         <w:pStyle w:val="Heading3"/>
@@ -4132,8 +3948,8 @@
         <w:t xml:space="preserve">The key idea is that these risks do not necessarily affect all firms equally. They may target one project, one industry participant, or one foreign investor.</w:t>
       </w:r>
     </w:p>
-    <w:bookmarkEnd w:id="39"/>
-    <w:bookmarkStart w:id="40" w:name="country-specific-risks"/>
+    <w:bookmarkEnd w:id="41"/>
+    <w:bookmarkStart w:id="42" w:name="country-specific-risks"/>
     <w:p>
       <w:pPr>
         <w:pStyle w:val="Heading3"/>
@@ -4302,8 +4118,8 @@
         <w:t xml:space="preserve">These risks matter because they may affect not just one project but broad classes of firms or even the entire economy.</w:t>
       </w:r>
     </w:p>
-    <w:bookmarkEnd w:id="40"/>
-    <w:bookmarkStart w:id="41" w:name="global-specific-risks"/>
+    <w:bookmarkEnd w:id="42"/>
+    <w:bookmarkStart w:id="43" w:name="global-specific-risks"/>
     <w:p>
       <w:pPr>
         <w:pStyle w:val="Heading3"/>
@@ -4388,8 +4204,8 @@
         <w:t xml:space="preserve">Although the source may be global, the effect is felt locally, in a particular business, in a particular country, at a particular moment.</w:t>
       </w:r>
     </w:p>
-    <w:bookmarkEnd w:id="41"/>
-    <w:bookmarkStart w:id="42" w:name="Xbd4ebad609245ff49cd9c751ac3b55486239396"/>
+    <w:bookmarkEnd w:id="43"/>
+    <w:bookmarkStart w:id="44" w:name="Xbd4ebad609245ff49cd9c751ac3b55486239396"/>
     <w:p>
       <w:pPr>
         <w:pStyle w:val="Heading3"/>
@@ -4581,9 +4397,9 @@
         </w:pict>
       </w:r>
     </w:p>
-    <w:bookmarkEnd w:id="42"/>
-    <w:bookmarkEnd w:id="43"/>
-    <w:bookmarkStart w:id="53" w:name="financial-impacts-of-political-risk"/>
+    <w:bookmarkEnd w:id="44"/>
+    <w:bookmarkEnd w:id="45"/>
+    <w:bookmarkStart w:id="55" w:name="financial-impacts-of-political-risk"/>
     <w:p>
       <w:pPr>
         <w:pStyle w:val="Heading2"/>
@@ -4664,7 +4480,7 @@
         <w:t xml:space="preserve">Although expropriation is often the most feared, the chapter makes an important point: the most damaging day-to-day effects are often the smaller, recurring interventions in Categories 1 and 2. These may not attract headlines, but they can gradually destroy value.</w:t>
       </w:r>
     </w:p>
-    <w:bookmarkStart w:id="44" w:name="Xe73ba485c3f0d1189ebb65ab5ec3621f2727c83"/>
+    <w:bookmarkStart w:id="46" w:name="Xe73ba485c3f0d1189ebb65ab5ec3621f2727c83"/>
     <w:p>
       <w:pPr>
         <w:pStyle w:val="Heading3"/>
@@ -4886,8 +4702,8 @@
         </w:tc>
       </w:tr>
     </w:tbl>
-    <w:bookmarkEnd w:id="44"/>
-    <w:bookmarkStart w:id="48" w:name="Xa156eb312b3a98d2804cbc693128c4721265e2e"/>
+    <w:bookmarkEnd w:id="46"/>
+    <w:bookmarkStart w:id="50" w:name="Xa156eb312b3a98d2804cbc693128c4721265e2e"/>
     <w:p>
       <w:pPr>
         <w:pStyle w:val="Heading3"/>
@@ -5008,7 +4824,7 @@
         <w:t xml:space="preserve">broken promises by government counterparties.</w:t>
       </w:r>
     </w:p>
-    <w:bookmarkStart w:id="45" w:name="adverse-regulatory-change"/>
+    <w:bookmarkStart w:id="47" w:name="adverse-regulatory-change"/>
     <w:p>
       <w:pPr>
         <w:pStyle w:val="Heading4"/>
@@ -5141,8 +4957,8 @@
         <w:t xml:space="preserve">to the multinational after the capital is already committed and the investor has less bargaining power.</w:t>
       </w:r>
     </w:p>
-    <w:bookmarkEnd w:id="45"/>
-    <w:bookmarkStart w:id="46" w:name="breach-of-contract"/>
+    <w:bookmarkEnd w:id="47"/>
+    <w:bookmarkStart w:id="48" w:name="breach-of-contract"/>
     <w:p>
       <w:pPr>
         <w:pStyle w:val="Heading4"/>
@@ -5307,8 +5123,8 @@
         <w:t xml:space="preserve">rather than disappearing.</w:t>
       </w:r>
     </w:p>
-    <w:bookmarkEnd w:id="46"/>
-    <w:bookmarkStart w:id="47" w:name="local-content-requirements"/>
+    <w:bookmarkEnd w:id="48"/>
+    <w:bookmarkStart w:id="49" w:name="local-content-requirements"/>
     <w:p>
       <w:pPr>
         <w:pStyle w:val="Heading4"/>
@@ -5397,9 +5213,9 @@
         <w:t xml:space="preserve">So local content requirements often reduce political risk only by increasing operating and business risk.</w:t>
       </w:r>
     </w:p>
-    <w:bookmarkEnd w:id="47"/>
-    <w:bookmarkEnd w:id="48"/>
-    <w:bookmarkStart w:id="49" w:name="X66263ae3b6f9a969cac1b4958a2af12fd22f55e"/>
+    <w:bookmarkEnd w:id="49"/>
+    <w:bookmarkEnd w:id="50"/>
+    <w:bookmarkStart w:id="51" w:name="X66263ae3b6f9a969cac1b4958a2af12fd22f55e"/>
     <w:p>
       <w:pPr>
         <w:pStyle w:val="Heading3"/>
@@ -5627,8 +5443,8 @@
         <w:t xml:space="preserve">.</w:t>
       </w:r>
     </w:p>
-    <w:bookmarkEnd w:id="49"/>
-    <w:bookmarkStart w:id="52" w:name="X714408f9d362cf63cac0bb671f2f893d910c415"/>
+    <w:bookmarkEnd w:id="51"/>
+    <w:bookmarkStart w:id="54" w:name="X714408f9d362cf63cac0bb671f2f893d910c415"/>
     <w:p>
       <w:pPr>
         <w:pStyle w:val="Heading3"/>
@@ -5782,7 +5598,7 @@
         <w:t xml:space="preserve">That does not eliminate conflict, of course. Much of the controversy lies in how these standards are interpreted.</w:t>
       </w:r>
     </w:p>
-    <w:bookmarkStart w:id="50" w:name="direct-versus-indirect"/>
+    <w:bookmarkStart w:id="52" w:name="direct-versus-indirect"/>
     <w:p>
       <w:pPr>
         <w:pStyle w:val="Heading4"/>
@@ -5936,8 +5752,8 @@
         <w:t xml:space="preserve">This distinction between direct and indirect expropriation is one of the most important legal and financial concepts in the chapter because it explains why political risk is often cumulative rather than sudden.</w:t>
       </w:r>
     </w:p>
-    <w:bookmarkEnd w:id="50"/>
-    <w:bookmarkStart w:id="51" w:name="compensation"/>
+    <w:bookmarkEnd w:id="52"/>
+    <w:bookmarkStart w:id="53" w:name="compensation"/>
     <w:p>
       <w:pPr>
         <w:pStyle w:val="Heading4"/>
@@ -6117,10 +5933,10 @@
         </w:pict>
       </w:r>
     </w:p>
-    <w:bookmarkEnd w:id="51"/>
-    <w:bookmarkEnd w:id="52"/>
     <w:bookmarkEnd w:id="53"/>
-    <w:bookmarkStart w:id="63" w:name="political-risk-mitigation"/>
+    <w:bookmarkEnd w:id="54"/>
+    <w:bookmarkEnd w:id="55"/>
+    <w:bookmarkStart w:id="65" w:name="political-risk-mitigation"/>
     <w:p>
       <w:pPr>
         <w:pStyle w:val="Heading2"/>
@@ -6229,7 +6045,7 @@
         <w:t xml:space="preserve">political risk insurance.</w:t>
       </w:r>
     </w:p>
-    <w:bookmarkStart w:id="54" w:name="stakeholder-engagement"/>
+    <w:bookmarkStart w:id="56" w:name="stakeholder-engagement"/>
     <w:p>
       <w:pPr>
         <w:pStyle w:val="Heading3"/>
@@ -6366,8 +6182,8 @@
         <w:t xml:space="preserve">The chapter notes that greater host-government involvement is often associated with a higher likelihood that a project survives breach events. That may seem counterintuitive at first, but it makes sense: a government with political ownership in the success of a project may be more willing to preserve it.</w:t>
       </w:r>
     </w:p>
-    <w:bookmarkEnd w:id="54"/>
-    <w:bookmarkStart w:id="55" w:name="use-of-domestic-partners"/>
+    <w:bookmarkEnd w:id="56"/>
+    <w:bookmarkStart w:id="57" w:name="use-of-domestic-partners"/>
     <w:p>
       <w:pPr>
         <w:pStyle w:val="Heading3"/>
@@ -6436,8 +6252,8 @@
         <w:t xml:space="preserve">This is one reason host countries often prefer joint ventures over wholly foreign-owned investments. The local partner does not just supply money; it supplies embeddedness in the host economy and polity.</w:t>
       </w:r>
     </w:p>
-    <w:bookmarkEnd w:id="55"/>
-    <w:bookmarkStart w:id="56" w:name="international-investment-agreements"/>
+    <w:bookmarkEnd w:id="57"/>
+    <w:bookmarkStart w:id="58" w:name="international-investment-agreements"/>
     <w:p>
       <w:pPr>
         <w:pStyle w:val="Heading3"/>
@@ -6662,8 +6478,8 @@
         <w:t xml:space="preserve">The chapter also includes a standard expropriation clause used in treaty language. The core principle is that the host government should not directly or indirectly expropriate without public purpose, nondiscrimination, due process, and effective compensation.</w:t>
       </w:r>
     </w:p>
-    <w:bookmarkEnd w:id="56"/>
-    <w:bookmarkStart w:id="57" w:name="gradual-investing"/>
+    <w:bookmarkEnd w:id="58"/>
+    <w:bookmarkStart w:id="59" w:name="gradual-investing"/>
     <w:p>
       <w:pPr>
         <w:pStyle w:val="Heading3"/>
@@ -6852,8 +6668,8 @@
         <w:t xml:space="preserve">So gradual investing is a useful hedge, but it can also create relationship strain.</w:t>
       </w:r>
     </w:p>
-    <w:bookmarkEnd w:id="57"/>
-    <w:bookmarkStart w:id="58" w:name="blocked-funds-management"/>
+    <w:bookmarkEnd w:id="59"/>
+    <w:bookmarkStart w:id="60" w:name="blocked-funds-management"/>
     <w:p>
       <w:pPr>
         <w:pStyle w:val="Heading3"/>
@@ -7090,8 +6906,8 @@
         <w:t xml:space="preserve">The practical challenge is that in many countries local short-term instruments may not offer positive real returns, so the firm may be forced into less-than-ideal reinvestment.</w:t>
       </w:r>
     </w:p>
-    <w:bookmarkEnd w:id="58"/>
-    <w:bookmarkStart w:id="59" w:name="dispute-resolution"/>
+    <w:bookmarkEnd w:id="60"/>
+    <w:bookmarkStart w:id="61" w:name="dispute-resolution"/>
     <w:p>
       <w:pPr>
         <w:pStyle w:val="Heading3"/>
@@ -7250,8 +7066,8 @@
         <w:t xml:space="preserve">This is important because an arbitration award that can actually be enforced is far more valuable than a theoretical legal right that cannot be collected.</w:t>
       </w:r>
     </w:p>
-    <w:bookmarkEnd w:id="59"/>
-    <w:bookmarkStart w:id="62" w:name="political-risk-insurance"/>
+    <w:bookmarkEnd w:id="61"/>
+    <w:bookmarkStart w:id="64" w:name="political-risk-insurance"/>
     <w:p>
       <w:pPr>
         <w:pStyle w:val="Heading3"/>
@@ -7348,7 +7164,7 @@
         <w:t xml:space="preserve">war or civil strife.</w:t>
       </w:r>
     </w:p>
-    <w:bookmarkStart w:id="60" w:name="providers"/>
+    <w:bookmarkStart w:id="62" w:name="providers"/>
     <w:p>
       <w:pPr>
         <w:pStyle w:val="Heading4"/>
@@ -7473,8 +7289,8 @@
         <w:t xml:space="preserve">United Kingdom - Export Credits Guarantee Department.</w:t>
       </w:r>
     </w:p>
-    <w:bookmarkEnd w:id="60"/>
-    <w:bookmarkStart w:id="61" w:name="multinational-use"/>
+    <w:bookmarkEnd w:id="62"/>
+    <w:bookmarkStart w:id="63" w:name="multinational-use"/>
     <w:p>
       <w:pPr>
         <w:pStyle w:val="Heading4"/>
@@ -7610,105 +7426,105 @@
         </w:pict>
       </w:r>
     </w:p>
-    <w:bookmarkEnd w:id="61"/>
-    <w:bookmarkEnd w:id="62"/>
     <w:bookmarkEnd w:id="63"/>
-    <w:bookmarkStart w:id="64" w:name="concluding-summary"/>
-    <w:p>
-      <w:pPr>
-        <w:pStyle w:val="Heading2"/>
-      </w:pPr>
-      <w:r>
-        <w:t xml:space="preserve">Concluding Summary</w:t>
-      </w:r>
-    </w:p>
-    <w:p>
-      <w:pPr>
-        <w:pStyle w:val="FirstParagraph"/>
-      </w:pPr>
-      <w:r>
-        <w:t xml:space="preserve">Chapter 17 makes five major arguments.</w:t>
-      </w:r>
-    </w:p>
-    <w:p>
-      <w:pPr>
-        <w:pStyle w:val="BodyText"/>
-      </w:pPr>
-      <w:r>
-        <w:t xml:space="preserve">First, firms undertake foreign direct investment only when they possess a transferable competitive advantage, find a location where that advantage can be exploited, and prefer to internalize control rather than rely on outsiders. That is the essence of the</w:t>
-      </w:r>
-      <w:r>
-        <w:t xml:space="preserve"> </w:t>
-      </w:r>
-      <w:r>
-        <w:rPr>
-          <w:b/>
-          <w:bCs/>
-        </w:rPr>
-        <w:t xml:space="preserve">OLI Paradigm</w:t>
-      </w:r>
-      <w:r>
-        <w:t xml:space="preserve">.</w:t>
-      </w:r>
-    </w:p>
-    <w:p>
-      <w:pPr>
-        <w:pStyle w:val="BodyText"/>
-      </w:pPr>
-      <w:r>
-        <w:t xml:space="preserve">Second, entry into foreign markets is not one-dimensional. Firms choose among exporting, licensing, management contracts, joint ventures, wholly owned subsidiaries, greenfield projects, acquisitions, and strategic alliances. Each choice changes the balance among control, return, capital commitment, and risk.</w:t>
-      </w:r>
-    </w:p>
-    <w:p>
-      <w:pPr>
-        <w:pStyle w:val="BodyText"/>
-      </w:pPr>
-      <w:r>
-        <w:t xml:space="preserve">Third, political risk is broader than dramatic events like coups or war. It includes contract breach, regulatory change, blocked funds, currency inconvertibility, creeping expropriation, and nationalization. These risks may arise at the firm, country, or global level.</w:t>
-      </w:r>
-    </w:p>
-    <w:p>
-      <w:pPr>
-        <w:pStyle w:val="BodyText"/>
-      </w:pPr>
-      <w:r>
-        <w:t xml:space="preserve">Fourth, the financial consequences of political risk can be grouped into three escalating categories: reduced operating profitability, restricted transferability of cash flows, and outright loss of assets or ownership claims. In practice, the most common damage often comes not from spectacular seizures but from repeated commercial interference.</w:t>
-      </w:r>
-    </w:p>
-    <w:p>
-      <w:pPr>
-        <w:pStyle w:val="BodyText"/>
-      </w:pPr>
-      <w:r>
-        <w:t xml:space="preserve">Fifth, multinationals are not helpless. They mitigate political risk through stakeholder engagement, domestic partners, investment agreements, gradual investing, blocked-funds management, international dispute resolution, and political risk insurance.</w:t>
-      </w:r>
-    </w:p>
-    <w:p>
-      <w:pPr>
-        <w:pStyle w:val="BodyText"/>
-      </w:pPr>
-      <w:r>
-        <w:t xml:space="preserve">The central practical takeaway is this:</w:t>
-      </w:r>
-      <w:r>
-        <w:t xml:space="preserve"> </w:t>
-      </w:r>
-      <w:r>
-        <w:rPr>
-          <w:b/>
-          <w:bCs/>
-        </w:rPr>
-        <w:t xml:space="preserve">foreign direct investment is never just a question of expected return. It is a question of return under legal, financial, organizational, and political uncertainty.</w:t>
-      </w:r>
-      <w:r>
-        <w:t xml:space="preserve"> </w:t>
-      </w:r>
-      <w:r>
-        <w:t xml:space="preserve">The most successful multinational firms are therefore not simply those with the best products, but those with the strongest ability to structure, finance, govern, and defend their investments abroad.</w:t>
-      </w:r>
-    </w:p>
     <w:bookmarkEnd w:id="64"/>
     <w:bookmarkEnd w:id="65"/>
+    <w:bookmarkStart w:id="66" w:name="concluding-summary"/>
+    <w:p>
+      <w:pPr>
+        <w:pStyle w:val="Heading2"/>
+      </w:pPr>
+      <w:r>
+        <w:t xml:space="preserve">Concluding Summary</w:t>
+      </w:r>
+    </w:p>
+    <w:p>
+      <w:pPr>
+        <w:pStyle w:val="FirstParagraph"/>
+      </w:pPr>
+      <w:r>
+        <w:t xml:space="preserve">Chapter 17 makes five major arguments.</w:t>
+      </w:r>
+    </w:p>
+    <w:p>
+      <w:pPr>
+        <w:pStyle w:val="BodyText"/>
+      </w:pPr>
+      <w:r>
+        <w:t xml:space="preserve">First, firms undertake foreign direct investment only when they possess a transferable competitive advantage, find a location where that advantage can be exploited, and prefer to internalize control rather than rely on outsiders. That is the essence of the</w:t>
+      </w:r>
+      <w:r>
+        <w:t xml:space="preserve"> </w:t>
+      </w:r>
+      <w:r>
+        <w:rPr>
+          <w:b/>
+          <w:bCs/>
+        </w:rPr>
+        <w:t xml:space="preserve">OLI Paradigm</w:t>
+      </w:r>
+      <w:r>
+        <w:t xml:space="preserve">.</w:t>
+      </w:r>
+    </w:p>
+    <w:p>
+      <w:pPr>
+        <w:pStyle w:val="BodyText"/>
+      </w:pPr>
+      <w:r>
+        <w:t xml:space="preserve">Second, entry into foreign markets is not one-dimensional. Firms choose among exporting, licensing, management contracts, joint ventures, wholly owned subsidiaries, greenfield projects, acquisitions, and strategic alliances. Each choice changes the balance among control, return, capital commitment, and risk.</w:t>
+      </w:r>
+    </w:p>
+    <w:p>
+      <w:pPr>
+        <w:pStyle w:val="BodyText"/>
+      </w:pPr>
+      <w:r>
+        <w:t xml:space="preserve">Third, political risk is broader than dramatic events like coups or war. It includes contract breach, regulatory change, blocked funds, currency inconvertibility, creeping expropriation, and nationalization. These risks may arise at the firm, country, or global level.</w:t>
+      </w:r>
+    </w:p>
+    <w:p>
+      <w:pPr>
+        <w:pStyle w:val="BodyText"/>
+      </w:pPr>
+      <w:r>
+        <w:t xml:space="preserve">Fourth, the financial consequences of political risk can be grouped into three escalating categories: reduced operating profitability, restricted transferability of cash flows, and outright loss of assets or ownership claims. In practice, the most common damage often comes not from spectacular seizures but from repeated commercial interference.</w:t>
+      </w:r>
+    </w:p>
+    <w:p>
+      <w:pPr>
+        <w:pStyle w:val="BodyText"/>
+      </w:pPr>
+      <w:r>
+        <w:t xml:space="preserve">Fifth, multinationals are not helpless. They mitigate political risk through stakeholder engagement, domestic partners, investment agreements, gradual investing, blocked-funds management, international dispute resolution, and political risk insurance.</w:t>
+      </w:r>
+    </w:p>
+    <w:p>
+      <w:pPr>
+        <w:pStyle w:val="BodyText"/>
+      </w:pPr>
+      <w:r>
+        <w:t xml:space="preserve">The central practical takeaway is this:</w:t>
+      </w:r>
+      <w:r>
+        <w:t xml:space="preserve"> </w:t>
+      </w:r>
+      <w:r>
+        <w:rPr>
+          <w:b/>
+          <w:bCs/>
+        </w:rPr>
+        <w:t xml:space="preserve">foreign direct investment is never just a question of expected return. It is a question of return under legal, financial, organizational, and political uncertainty.</w:t>
+      </w:r>
+      <w:r>
+        <w:t xml:space="preserve"> </w:t>
+      </w:r>
+      <w:r>
+        <w:t xml:space="preserve">The most successful multinational firms are therefore not simply those with the best products, but those with the strongest ability to structure, finance, govern, and defend their investments abroad.</w:t>
+      </w:r>
+    </w:p>
+    <w:bookmarkEnd w:id="66"/>
+    <w:bookmarkEnd w:id="67"/>
     <w:sectPr>
       <w:footnotePr>
         <w:numRestart w:val="eachSect"/>

--- a/docs/lectures/Chapter17_Lecture.docx
+++ b/docs/lectures/Chapter17_Lecture.docx
@@ -23,7 +23,7 @@
         <w:pStyle w:val="Date"/>
       </w:pPr>
       <w:r>
-        <w:t xml:space="preserve">2026-04-22</w:t>
+        <w:t xml:space="preserve">2026-04-23</w:t>
       </w:r>
     </w:p>
     <w:sdt>
@@ -5096,7 +5096,11 @@
         <w:pStyle w:val="FirstParagraph"/>
       </w:pPr>
       <w:r>
-        <w:t xml:space="preserve">The obsolescing bargain principle is extremely important. At the beginning of a project, the foreign investor may have strong bargaining power because the host country wants capital, expertise, and technology. But once the investor has sunk capital into the project - once the bricks, mortar, equipment, and networks are in place - bargaining power often shifts toward the host country.</w:t>
+        <w:rPr>
+          <w:b/>
+          <w:bCs/>
+        </w:rPr>
+        <w:t xml:space="preserve">The obsolescing bargain principle is extremely important. At the beginning of a project, the foreign investor may have strong bargaining power because the host country wants capital, expertise, and technology. But once the investor has sunk capital into the project - once the bricks, mortar, equipment, and networks are in place - bargaining power often shifts toward the host country. (think Tesla in China)</w:t>
       </w:r>
     </w:p>
     <w:p>
